--- a/CreditRisk_X_Project_Report_Final.docx
+++ b/CreditRisk_X_Project_Report_Final.docx
@@ -3857,7 +3857,7 @@
               <w:rPr>
                 <w:sz w:val="19"/>
               </w:rPr>
-              <w:t>Mrs. G. Pranitha (Assistant Professor)</w:t>
+              <w:t>Mrs. G. Sateesh (Assistant Professor)</w:t>
             </w:r>
           </w:p>
         </w:tc>
